--- a/企业AI培训_交付包/初级项目实战_完整交付包/02_课程大纲/实战项目_大纲_PPT2.docx
+++ b/企业AI培训_交付包/初级项目实战_完整交付包/02_课程大纲/实战项目_大纲_PPT2.docx
@@ -309,7 +309,16 @@
         <w:rPr>
           <w:rFonts w:hint="eastAsia"/>
         </w:rPr>
-        <w:t xml:space="preserve">初级（人人版）》38</w:t>
+        <w:t xml:space="preserve">初级（企业版</w:t>
+      </w:r>
+      <w:r>
+        <w:t xml:space="preserve"> </w:t>
+      </w:r>
+      <w:r>
+        <w:rPr>
+          <w:rFonts w:hint="eastAsia"/>
+        </w:rPr>
+        <w:t xml:space="preserve">v3.0）》44</w:t>
       </w:r>
       <w:r>
         <w:t xml:space="preserve"> </w:t>

--- a/企业AI培训_交付包/初级项目实战_完整交付包/02_课程大纲/实战项目_大纲_PPT2.docx
+++ b/企业AI培训_交付包/初级项目实战_完整交付包/02_课程大纲/实战项目_大纲_PPT2.docx
@@ -318,7 +318,7 @@
         <w:rPr>
           <w:rFonts w:hint="eastAsia"/>
         </w:rPr>
-        <w:t xml:space="preserve">v3.0）》44</w:t>
+        <w:t xml:space="preserve">v3.1）》45</w:t>
       </w:r>
       <w:r>
         <w:t xml:space="preserve"> </w:t>

--- a/企业AI培训_交付包/初级项目实战_完整交付包/02_课程大纲/实战项目_大纲_PPT2.docx
+++ b/企业AI培训_交付包/初级项目实战_完整交付包/02_课程大纲/实战项目_大纲_PPT2.docx
@@ -318,7 +318,7 @@
         <w:rPr>
           <w:rFonts w:hint="eastAsia"/>
         </w:rPr>
-        <w:t xml:space="preserve">v3.1）》45</w:t>
+        <w:t xml:space="preserve">v3.1）》48</w:t>
       </w:r>
       <w:r>
         <w:t xml:space="preserve"> </w:t>
@@ -9286,7 +9286,7 @@
               <w:rPr>
                 <w:rFonts w:hint="eastAsia"/>
               </w:rPr>
-              <w:t xml:space="preserve">P25-P31，清单+ROI</w:t>
+              <w:t xml:space="preserve">P25-P32，清单+ROI</w:t>
             </w:r>
             <w:r>
               <w:t xml:space="preserve"> 15min + </w:t>

--- a/企业AI培训_交付包/初级项目实战_完整交付包/02_课程大纲/实战项目_大纲_PPT2.docx
+++ b/企业AI培训_交付包/初级项目实战_完整交付包/02_课程大纲/实战项目_大纲_PPT2.docx
@@ -318,7 +318,7 @@
         <w:rPr>
           <w:rFonts w:hint="eastAsia"/>
         </w:rPr>
-        <w:t xml:space="preserve">v3.1）》48</w:t>
+        <w:t xml:space="preserve">v3.1）》49</w:t>
       </w:r>
       <w:r>
         <w:t xml:space="preserve"> </w:t>

--- a/企业AI培训_交付包/初级项目实战_完整交付包/02_课程大纲/实战项目_大纲_PPT2.docx
+++ b/企业AI培训_交付包/初级项目实战_完整交付包/02_课程大纲/实战项目_大纲_PPT2.docx
@@ -318,7 +318,7 @@
         <w:rPr>
           <w:rFonts w:hint="eastAsia"/>
         </w:rPr>
-        <w:t xml:space="preserve">v3.1）》49</w:t>
+        <w:t xml:space="preserve">v3.4）》51</w:t>
       </w:r>
       <w:r>
         <w:t xml:space="preserve"> </w:t>
